--- a/Documents/LiC.Prayer Request.docx
+++ b/Documents/LiC.Prayer Request.docx
@@ -354,24 +354,17 @@
         <w:jc w:val="right"/>
         <w:rPr>
           <w:rFonts w:ascii="Berlin Sans FB Demi" w:hAnsi="Berlin Sans FB Demi" w:cs="Cavolini"/>
-          <w:sz w:val="28"/>
-        </w:rPr>
-      </w:pPr>
-      <w:r>
-        <w:rPr>
-          <w:rFonts w:ascii="Berlin Sans FB Demi" w:hAnsi="Berlin Sans FB Demi" w:cs="Cavolini"/>
           <w:sz w:val="16"/>
           <w:szCs w:val="12"/>
         </w:rPr>
-        <w:t>Revised</w:t>
-      </w:r>
+      </w:pPr>
       <w:r>
         <w:rPr>
           <w:rFonts w:ascii="Berlin Sans FB Demi" w:hAnsi="Berlin Sans FB Demi" w:cs="Cavolini"/>
           <w:sz w:val="16"/>
           <w:szCs w:val="12"/>
         </w:rPr>
-        <w:t xml:space="preserve">: </w:t>
+        <w:t>Revised</w:t>
       </w:r>
       <w:r>
         <w:rPr>
@@ -379,13 +372,1139 @@
           <w:sz w:val="16"/>
           <w:szCs w:val="12"/>
         </w:rPr>
+        <w:t xml:space="preserve">: </w:t>
+      </w:r>
+      <w:r>
+        <w:rPr>
+          <w:rFonts w:ascii="Berlin Sans FB Demi" w:hAnsi="Berlin Sans FB Demi" w:cs="Cavolini"/>
+          <w:sz w:val="16"/>
+          <w:szCs w:val="12"/>
+        </w:rPr>
         <w:t>May 13,2023</w:t>
       </w:r>
     </w:p>
+    <w:p>
+      <w:pPr>
+        <w:spacing w:after="0" w:line="240" w:lineRule="auto"/>
+        <w:jc w:val="center"/>
+        <w:rPr>
+          <w:rFonts w:ascii="Berlin Sans FB Demi" w:hAnsi="Berlin Sans FB Demi" w:cs="Cavolini"/>
+          <w:sz w:val="28"/>
+        </w:rPr>
+      </w:pPr>
+    </w:p>
+    <w:p>
+      <w:pPr>
+        <w:spacing w:after="0" w:line="240" w:lineRule="auto"/>
+        <w:jc w:val="center"/>
+        <w:rPr>
+          <w:rFonts w:ascii="Berlin Sans FB Demi" w:hAnsi="Berlin Sans FB Demi" w:cs="Cavolini"/>
+          <w:sz w:val="28"/>
+        </w:rPr>
+      </w:pPr>
+    </w:p>
+    <w:p>
+      <w:pPr>
+        <w:spacing w:after="0" w:line="240" w:lineRule="auto"/>
+        <w:jc w:val="center"/>
+        <w:rPr>
+          <w:rFonts w:ascii="Berlin Sans FB Demi" w:hAnsi="Berlin Sans FB Demi" w:cs="Cavolini"/>
+          <w:sz w:val="28"/>
+        </w:rPr>
+      </w:pPr>
+      <w:r>
+        <w:rPr>
+          <w:rFonts w:ascii="Berlin Sans FB Demi" w:hAnsi="Berlin Sans FB Demi" w:cs="Cavolini"/>
+          <w:noProof/>
+          <w:sz w:val="28"/>
+        </w:rPr>
+        <w:drawing>
+          <wp:inline distT="0" distB="0" distL="0" distR="0" wp14:anchorId="6097AFAB" wp14:editId="363B0A90">
+            <wp:extent cx="1275009" cy="901339"/>
+            <wp:effectExtent l="0" t="0" r="1905" b="0"/>
+            <wp:docPr id="1564903100" name="Picture 1564903100" descr="A logo for a church&#10;&#10;Description automatically generated with low confidence"/>
+            <wp:cNvGraphicFramePr>
+              <a:graphicFrameLocks xmlns:a="http://schemas.openxmlformats.org/drawingml/2006/main" noChangeAspect="1"/>
+            </wp:cNvGraphicFramePr>
+            <a:graphic xmlns:a="http://schemas.openxmlformats.org/drawingml/2006/main">
+              <a:graphicData uri="http://schemas.openxmlformats.org/drawingml/2006/picture">
+                <pic:pic xmlns:pic="http://schemas.openxmlformats.org/drawingml/2006/picture">
+                  <pic:nvPicPr>
+                    <pic:cNvPr id="1228708942" name="Picture 1" descr="A logo for a church&#10;&#10;Description automatically generated with low confidence"/>
+                    <pic:cNvPicPr/>
+                  </pic:nvPicPr>
+                  <pic:blipFill>
+                    <a:blip r:embed="rId4" cstate="print">
+                      <a:extLst>
+                        <a:ext uri="{28A0092B-C50C-407E-A947-70E740481C1C}">
+                          <a14:useLocalDpi xmlns:a14="http://schemas.microsoft.com/office/drawing/2010/main" val="0"/>
+                        </a:ext>
+                      </a:extLst>
+                    </a:blip>
+                    <a:stretch>
+                      <a:fillRect/>
+                    </a:stretch>
+                  </pic:blipFill>
+                  <pic:spPr>
+                    <a:xfrm>
+                      <a:off x="0" y="0"/>
+                      <a:ext cx="1282841" cy="906876"/>
+                    </a:xfrm>
+                    <a:prstGeom prst="rect">
+                      <a:avLst/>
+                    </a:prstGeom>
+                  </pic:spPr>
+                </pic:pic>
+              </a:graphicData>
+            </a:graphic>
+          </wp:inline>
+        </w:drawing>
+      </w:r>
+    </w:p>
+    <w:p>
+      <w:pPr>
+        <w:spacing w:after="0" w:line="240" w:lineRule="auto"/>
+        <w:jc w:val="center"/>
+        <w:rPr>
+          <w:rFonts w:ascii="Berlin Sans FB Demi" w:hAnsi="Berlin Sans FB Demi" w:cs="Cavolini"/>
+          <w:b/>
+          <w:sz w:val="28"/>
+        </w:rPr>
+      </w:pPr>
+      <w:r>
+        <w:rPr>
+          <w:rFonts w:ascii="Berlin Sans FB Demi" w:hAnsi="Berlin Sans FB Demi" w:cs="Cavolini"/>
+          <w:b/>
+          <w:sz w:val="28"/>
+        </w:rPr>
+        <w:t>Prayer Request form</w:t>
+      </w:r>
+    </w:p>
+    <w:p>
+      <w:pPr>
+        <w:spacing w:before="120" w:after="0" w:line="240" w:lineRule="auto"/>
+        <w:jc w:val="center"/>
+        <w:rPr>
+          <w:rFonts w:ascii="Berlin Sans FB Demi" w:hAnsi="Berlin Sans FB Demi" w:cs="Cavolini"/>
+          <w:sz w:val="20"/>
+        </w:rPr>
+      </w:pPr>
+      <w:r>
+        <w:rPr>
+          <w:rFonts w:ascii="Berlin Sans FB Demi" w:hAnsi="Berlin Sans FB Demi" w:cs="Cavolini"/>
+          <w:sz w:val="20"/>
+        </w:rPr>
+        <w:t xml:space="preserve">Please include First, Last Name, </w:t>
+      </w:r>
+    </w:p>
+    <w:p>
+      <w:pPr>
+        <w:spacing w:after="0" w:line="240" w:lineRule="auto"/>
+        <w:jc w:val="center"/>
+        <w:rPr>
+          <w:rFonts w:ascii="Berlin Sans FB Demi" w:hAnsi="Berlin Sans FB Demi" w:cs="Cavolini"/>
+          <w:sz w:val="20"/>
+        </w:rPr>
+      </w:pPr>
+      <w:r>
+        <w:rPr>
+          <w:rFonts w:ascii="Berlin Sans FB Demi" w:hAnsi="Berlin Sans FB Demi" w:cs="Cavolini"/>
+          <w:sz w:val="20"/>
+        </w:rPr>
+        <w:t>reason for request, and your name</w:t>
+      </w:r>
+    </w:p>
+    <w:p>
+      <w:pPr>
+        <w:spacing w:after="0" w:line="240" w:lineRule="auto"/>
+        <w:jc w:val="center"/>
+        <w:rPr>
+          <w:rFonts w:ascii="Berlin Sans FB Demi" w:hAnsi="Berlin Sans FB Demi" w:cs="Cavolini"/>
+          <w:sz w:val="20"/>
+        </w:rPr>
+      </w:pPr>
+    </w:p>
+    <w:p>
+      <w:pPr>
+        <w:spacing w:after="0" w:line="240" w:lineRule="auto"/>
+        <w:jc w:val="center"/>
+        <w:rPr>
+          <w:rFonts w:ascii="Berlin Sans FB Demi" w:hAnsi="Berlin Sans FB Demi" w:cs="Cavolini"/>
+          <w:sz w:val="28"/>
+          <w:szCs w:val="28"/>
+        </w:rPr>
+      </w:pPr>
+      <w:r>
+        <w:rPr>
+          <w:rFonts w:ascii="Berlin Sans FB Demi" w:hAnsi="Berlin Sans FB Demi" w:cs="Cavolini"/>
+          <w:sz w:val="28"/>
+          <w:szCs w:val="28"/>
+        </w:rPr>
+        <w:t>Date: ______________</w:t>
+      </w:r>
+    </w:p>
+    <w:p>
+      <w:pPr>
+        <w:spacing w:after="0" w:line="240" w:lineRule="auto"/>
+        <w:rPr>
+          <w:rFonts w:ascii="Berlin Sans FB Demi" w:hAnsi="Berlin Sans FB Demi" w:cs="Cavolini"/>
+          <w:sz w:val="28"/>
+        </w:rPr>
+      </w:pPr>
+    </w:p>
+    <w:p>
+      <w:pPr>
+        <w:spacing w:after="0" w:line="240" w:lineRule="auto"/>
+        <w:rPr>
+          <w:rFonts w:ascii="Berlin Sans FB Demi" w:hAnsi="Berlin Sans FB Demi" w:cs="Cavolini"/>
+          <w:sz w:val="28"/>
+        </w:rPr>
+      </w:pPr>
+      <w:r>
+        <w:rPr>
+          <w:rFonts w:ascii="Berlin Sans FB Demi" w:hAnsi="Berlin Sans FB Demi" w:cs="Cavolini"/>
+          <w:sz w:val="28"/>
+        </w:rPr>
+        <w:t xml:space="preserve">For: </w:t>
+      </w:r>
+    </w:p>
+    <w:p>
+      <w:pPr>
+        <w:spacing w:after="0" w:line="240" w:lineRule="auto"/>
+        <w:rPr>
+          <w:rFonts w:ascii="Berlin Sans FB Demi" w:hAnsi="Berlin Sans FB Demi" w:cs="Cavolini"/>
+          <w:sz w:val="28"/>
+        </w:rPr>
+      </w:pPr>
+    </w:p>
+    <w:p>
+      <w:pPr>
+        <w:spacing w:after="0" w:line="240" w:lineRule="auto"/>
+        <w:rPr>
+          <w:rFonts w:ascii="Berlin Sans FB Demi" w:hAnsi="Berlin Sans FB Demi" w:cs="Cavolini"/>
+          <w:sz w:val="28"/>
+        </w:rPr>
+      </w:pPr>
+    </w:p>
+    <w:p>
+      <w:pPr>
+        <w:spacing w:after="0" w:line="240" w:lineRule="auto"/>
+        <w:rPr>
+          <w:rFonts w:ascii="Berlin Sans FB Demi" w:hAnsi="Berlin Sans FB Demi" w:cs="Cavolini"/>
+          <w:sz w:val="28"/>
+        </w:rPr>
+      </w:pPr>
+      <w:r>
+        <w:rPr>
+          <w:rFonts w:ascii="Berlin Sans FB Demi" w:hAnsi="Berlin Sans FB Demi" w:cs="Cavolini"/>
+          <w:sz w:val="28"/>
+        </w:rPr>
+        <w:t xml:space="preserve">Prayer Request: </w:t>
+      </w:r>
+    </w:p>
+    <w:p>
+      <w:pPr>
+        <w:spacing w:after="0" w:line="240" w:lineRule="auto"/>
+        <w:rPr>
+          <w:rFonts w:ascii="Berlin Sans FB Demi" w:hAnsi="Berlin Sans FB Demi" w:cs="Cavolini"/>
+          <w:sz w:val="28"/>
+        </w:rPr>
+      </w:pPr>
+    </w:p>
+    <w:p>
+      <w:pPr>
+        <w:spacing w:after="0" w:line="240" w:lineRule="auto"/>
+        <w:rPr>
+          <w:rFonts w:ascii="Berlin Sans FB Demi" w:hAnsi="Berlin Sans FB Demi" w:cs="Cavolini"/>
+          <w:sz w:val="28"/>
+        </w:rPr>
+      </w:pPr>
+    </w:p>
+    <w:p>
+      <w:pPr>
+        <w:spacing w:after="0" w:line="240" w:lineRule="auto"/>
+        <w:rPr>
+          <w:rFonts w:ascii="Berlin Sans FB Demi" w:hAnsi="Berlin Sans FB Demi" w:cs="Cavolini"/>
+          <w:sz w:val="28"/>
+        </w:rPr>
+      </w:pPr>
+      <w:r>
+        <w:rPr>
+          <w:rFonts w:ascii="Berlin Sans FB Demi" w:hAnsi="Berlin Sans FB Demi" w:cs="Cavolini"/>
+          <w:sz w:val="28"/>
+        </w:rPr>
+        <w:t xml:space="preserve">Requested by: </w:t>
+      </w:r>
+    </w:p>
+    <w:p>
+      <w:pPr>
+        <w:spacing w:after="0" w:line="240" w:lineRule="auto"/>
+        <w:rPr>
+          <w:rFonts w:ascii="Berlin Sans FB Demi" w:hAnsi="Berlin Sans FB Demi" w:cs="Cavolini"/>
+          <w:sz w:val="28"/>
+        </w:rPr>
+      </w:pPr>
+    </w:p>
+    <w:p>
+      <w:pPr>
+        <w:spacing w:after="0" w:line="240" w:lineRule="auto"/>
+        <w:rPr>
+          <w:rFonts w:ascii="Berlin Sans FB Demi" w:hAnsi="Berlin Sans FB Demi" w:cs="Cavolini"/>
+          <w:sz w:val="28"/>
+        </w:rPr>
+      </w:pPr>
+    </w:p>
+    <w:p>
+      <w:pPr>
+        <w:spacing w:after="0" w:line="240" w:lineRule="auto"/>
+        <w:rPr>
+          <w:rFonts w:ascii="Berlin Sans FB Demi" w:hAnsi="Berlin Sans FB Demi" w:cs="Cavolini"/>
+          <w:sz w:val="28"/>
+        </w:rPr>
+      </w:pPr>
+    </w:p>
+    <w:p>
+      <w:pPr>
+        <w:spacing w:after="0" w:line="240" w:lineRule="auto"/>
+        <w:rPr>
+          <w:rFonts w:ascii="Berlin Sans FB Demi" w:hAnsi="Berlin Sans FB Demi" w:cs="Cavolini"/>
+          <w:sz w:val="28"/>
+        </w:rPr>
+      </w:pPr>
+      <w:r>
+        <w:rPr>
+          <w:rFonts w:ascii="Berlin Sans FB Demi" w:hAnsi="Berlin Sans FB Demi" w:cs="Cavolini"/>
+          <w:sz w:val="28"/>
+        </w:rPr>
+        <w:sym w:font="Wingdings" w:char="F0A8"/>
+      </w:r>
+      <w:r>
+        <w:rPr>
+          <w:rFonts w:ascii="Berlin Sans FB Demi" w:hAnsi="Berlin Sans FB Demi" w:cs="Cavolini"/>
+          <w:sz w:val="28"/>
+        </w:rPr>
+        <w:t xml:space="preserve"> Continuous </w:t>
+      </w:r>
+      <w:r>
+        <w:rPr>
+          <w:rFonts w:ascii="Berlin Sans FB Demi" w:hAnsi="Berlin Sans FB Demi" w:cs="Cavolini"/>
+          <w:sz w:val="28"/>
+        </w:rPr>
+        <w:tab/>
+        <w:t xml:space="preserve">or </w:t>
+      </w:r>
+    </w:p>
+    <w:p>
+      <w:pPr>
+        <w:spacing w:after="0" w:line="240" w:lineRule="auto"/>
+        <w:rPr>
+          <w:rFonts w:ascii="Berlin Sans FB Demi" w:hAnsi="Berlin Sans FB Demi" w:cs="Cavolini"/>
+          <w:sz w:val="28"/>
+        </w:rPr>
+      </w:pPr>
+      <w:r>
+        <w:rPr>
+          <w:rFonts w:ascii="Berlin Sans FB Demi" w:hAnsi="Berlin Sans FB Demi" w:cs="Cavolini"/>
+          <w:sz w:val="28"/>
+        </w:rPr>
+        <w:sym w:font="Wingdings" w:char="F0A8"/>
+      </w:r>
+      <w:r>
+        <w:rPr>
+          <w:rFonts w:ascii="Berlin Sans FB Demi" w:hAnsi="Berlin Sans FB Demi" w:cs="Cavolini"/>
+          <w:sz w:val="28"/>
+        </w:rPr>
+        <w:t xml:space="preserve"> Start: ____________ End: ____________</w:t>
+      </w:r>
+    </w:p>
+    <w:p>
+      <w:pPr>
+        <w:spacing w:after="0" w:line="240" w:lineRule="auto"/>
+        <w:jc w:val="right"/>
+        <w:rPr>
+          <w:rFonts w:ascii="Berlin Sans FB Demi" w:hAnsi="Berlin Sans FB Demi" w:cs="Cavolini"/>
+          <w:sz w:val="16"/>
+          <w:szCs w:val="12"/>
+        </w:rPr>
+      </w:pPr>
+    </w:p>
+    <w:p>
+      <w:pPr>
+        <w:spacing w:after="0" w:line="240" w:lineRule="auto"/>
+        <w:jc w:val="right"/>
+        <w:rPr>
+          <w:rFonts w:ascii="Berlin Sans FB Demi" w:hAnsi="Berlin Sans FB Demi" w:cs="Cavolini"/>
+          <w:sz w:val="28"/>
+        </w:rPr>
+      </w:pPr>
+      <w:r>
+        <w:rPr>
+          <w:rFonts w:ascii="Berlin Sans FB Demi" w:hAnsi="Berlin Sans FB Demi" w:cs="Cavolini"/>
+          <w:sz w:val="16"/>
+          <w:szCs w:val="12"/>
+        </w:rPr>
+        <w:t>Revised</w:t>
+      </w:r>
+      <w:r>
+        <w:rPr>
+          <w:rFonts w:ascii="Berlin Sans FB Demi" w:hAnsi="Berlin Sans FB Demi" w:cs="Cavolini"/>
+          <w:sz w:val="16"/>
+          <w:szCs w:val="12"/>
+        </w:rPr>
+        <w:t xml:space="preserve">: </w:t>
+      </w:r>
+      <w:r>
+        <w:rPr>
+          <w:rFonts w:ascii="Berlin Sans FB Demi" w:hAnsi="Berlin Sans FB Demi" w:cs="Cavolini"/>
+          <w:sz w:val="16"/>
+          <w:szCs w:val="12"/>
+        </w:rPr>
+        <w:t>May 13,2023</w:t>
+      </w:r>
+    </w:p>
+    <w:p>
+      <w:pPr>
+        <w:spacing w:after="0" w:line="240" w:lineRule="auto"/>
+        <w:jc w:val="center"/>
+        <w:rPr>
+          <w:rFonts w:ascii="Berlin Sans FB Demi" w:hAnsi="Berlin Sans FB Demi" w:cs="Cavolini"/>
+          <w:sz w:val="28"/>
+        </w:rPr>
+      </w:pPr>
+      <w:r>
+        <w:rPr>
+          <w:rFonts w:ascii="Berlin Sans FB Demi" w:hAnsi="Berlin Sans FB Demi" w:cs="Cavolini"/>
+          <w:noProof/>
+          <w:sz w:val="28"/>
+        </w:rPr>
+        <w:drawing>
+          <wp:inline distT="0" distB="0" distL="0" distR="0" wp14:anchorId="6E70F02F" wp14:editId="7DBB2FA9">
+            <wp:extent cx="1275009" cy="901339"/>
+            <wp:effectExtent l="0" t="0" r="1905" b="0"/>
+            <wp:docPr id="958715098" name="Picture 958715098" descr="A logo for a church&#10;&#10;Description automatically generated with low confidence"/>
+            <wp:cNvGraphicFramePr>
+              <a:graphicFrameLocks xmlns:a="http://schemas.openxmlformats.org/drawingml/2006/main" noChangeAspect="1"/>
+            </wp:cNvGraphicFramePr>
+            <a:graphic xmlns:a="http://schemas.openxmlformats.org/drawingml/2006/main">
+              <a:graphicData uri="http://schemas.openxmlformats.org/drawingml/2006/picture">
+                <pic:pic xmlns:pic="http://schemas.openxmlformats.org/drawingml/2006/picture">
+                  <pic:nvPicPr>
+                    <pic:cNvPr id="1228708942" name="Picture 1" descr="A logo for a church&#10;&#10;Description automatically generated with low confidence"/>
+                    <pic:cNvPicPr/>
+                  </pic:nvPicPr>
+                  <pic:blipFill>
+                    <a:blip r:embed="rId4" cstate="print">
+                      <a:extLst>
+                        <a:ext uri="{28A0092B-C50C-407E-A947-70E740481C1C}">
+                          <a14:useLocalDpi xmlns:a14="http://schemas.microsoft.com/office/drawing/2010/main" val="0"/>
+                        </a:ext>
+                      </a:extLst>
+                    </a:blip>
+                    <a:stretch>
+                      <a:fillRect/>
+                    </a:stretch>
+                  </pic:blipFill>
+                  <pic:spPr>
+                    <a:xfrm>
+                      <a:off x="0" y="0"/>
+                      <a:ext cx="1282841" cy="906876"/>
+                    </a:xfrm>
+                    <a:prstGeom prst="rect">
+                      <a:avLst/>
+                    </a:prstGeom>
+                  </pic:spPr>
+                </pic:pic>
+              </a:graphicData>
+            </a:graphic>
+          </wp:inline>
+        </w:drawing>
+      </w:r>
+    </w:p>
+    <w:p>
+      <w:pPr>
+        <w:spacing w:after="0" w:line="240" w:lineRule="auto"/>
+        <w:jc w:val="center"/>
+        <w:rPr>
+          <w:rFonts w:ascii="Berlin Sans FB Demi" w:hAnsi="Berlin Sans FB Demi" w:cs="Cavolini"/>
+          <w:b/>
+          <w:sz w:val="28"/>
+        </w:rPr>
+      </w:pPr>
+      <w:r>
+        <w:rPr>
+          <w:rFonts w:ascii="Berlin Sans FB Demi" w:hAnsi="Berlin Sans FB Demi" w:cs="Cavolini"/>
+          <w:b/>
+          <w:sz w:val="28"/>
+        </w:rPr>
+        <w:t>Prayer Request form</w:t>
+      </w:r>
+    </w:p>
+    <w:p>
+      <w:pPr>
+        <w:spacing w:before="120" w:after="0" w:line="240" w:lineRule="auto"/>
+        <w:jc w:val="center"/>
+        <w:rPr>
+          <w:rFonts w:ascii="Berlin Sans FB Demi" w:hAnsi="Berlin Sans FB Demi" w:cs="Cavolini"/>
+          <w:sz w:val="20"/>
+        </w:rPr>
+      </w:pPr>
+      <w:r>
+        <w:rPr>
+          <w:rFonts w:ascii="Berlin Sans FB Demi" w:hAnsi="Berlin Sans FB Demi" w:cs="Cavolini"/>
+          <w:sz w:val="20"/>
+        </w:rPr>
+        <w:t xml:space="preserve">Please include First, Last Name, </w:t>
+      </w:r>
+    </w:p>
+    <w:p>
+      <w:pPr>
+        <w:spacing w:after="0" w:line="240" w:lineRule="auto"/>
+        <w:jc w:val="center"/>
+        <w:rPr>
+          <w:rFonts w:ascii="Berlin Sans FB Demi" w:hAnsi="Berlin Sans FB Demi" w:cs="Cavolini"/>
+          <w:sz w:val="20"/>
+        </w:rPr>
+      </w:pPr>
+      <w:r>
+        <w:rPr>
+          <w:rFonts w:ascii="Berlin Sans FB Demi" w:hAnsi="Berlin Sans FB Demi" w:cs="Cavolini"/>
+          <w:sz w:val="20"/>
+        </w:rPr>
+        <w:t>reason for request, and your name</w:t>
+      </w:r>
+    </w:p>
+    <w:p>
+      <w:pPr>
+        <w:spacing w:after="0" w:line="240" w:lineRule="auto"/>
+        <w:jc w:val="center"/>
+        <w:rPr>
+          <w:rFonts w:ascii="Berlin Sans FB Demi" w:hAnsi="Berlin Sans FB Demi" w:cs="Cavolini"/>
+          <w:sz w:val="20"/>
+        </w:rPr>
+      </w:pPr>
+    </w:p>
+    <w:p>
+      <w:pPr>
+        <w:spacing w:after="0" w:line="240" w:lineRule="auto"/>
+        <w:jc w:val="center"/>
+        <w:rPr>
+          <w:rFonts w:ascii="Berlin Sans FB Demi" w:hAnsi="Berlin Sans FB Demi" w:cs="Cavolini"/>
+          <w:sz w:val="28"/>
+          <w:szCs w:val="28"/>
+        </w:rPr>
+      </w:pPr>
+      <w:r>
+        <w:rPr>
+          <w:rFonts w:ascii="Berlin Sans FB Demi" w:hAnsi="Berlin Sans FB Demi" w:cs="Cavolini"/>
+          <w:sz w:val="28"/>
+          <w:szCs w:val="28"/>
+        </w:rPr>
+        <w:t>Date: ______________</w:t>
+      </w:r>
+    </w:p>
+    <w:p>
+      <w:pPr>
+        <w:spacing w:after="0" w:line="240" w:lineRule="auto"/>
+        <w:rPr>
+          <w:rFonts w:ascii="Berlin Sans FB Demi" w:hAnsi="Berlin Sans FB Demi" w:cs="Cavolini"/>
+          <w:sz w:val="28"/>
+        </w:rPr>
+      </w:pPr>
+    </w:p>
+    <w:p>
+      <w:pPr>
+        <w:spacing w:after="0" w:line="240" w:lineRule="auto"/>
+        <w:rPr>
+          <w:rFonts w:ascii="Berlin Sans FB Demi" w:hAnsi="Berlin Sans FB Demi" w:cs="Cavolini"/>
+          <w:sz w:val="28"/>
+        </w:rPr>
+      </w:pPr>
+      <w:r>
+        <w:rPr>
+          <w:rFonts w:ascii="Berlin Sans FB Demi" w:hAnsi="Berlin Sans FB Demi" w:cs="Cavolini"/>
+          <w:sz w:val="28"/>
+        </w:rPr>
+        <w:t xml:space="preserve">For: </w:t>
+      </w:r>
+    </w:p>
+    <w:p>
+      <w:pPr>
+        <w:spacing w:after="0" w:line="240" w:lineRule="auto"/>
+        <w:rPr>
+          <w:rFonts w:ascii="Berlin Sans FB Demi" w:hAnsi="Berlin Sans FB Demi" w:cs="Cavolini"/>
+          <w:sz w:val="28"/>
+        </w:rPr>
+      </w:pPr>
+    </w:p>
+    <w:p>
+      <w:pPr>
+        <w:spacing w:after="0" w:line="240" w:lineRule="auto"/>
+        <w:rPr>
+          <w:rFonts w:ascii="Berlin Sans FB Demi" w:hAnsi="Berlin Sans FB Demi" w:cs="Cavolini"/>
+          <w:sz w:val="28"/>
+        </w:rPr>
+      </w:pPr>
+    </w:p>
+    <w:p>
+      <w:pPr>
+        <w:spacing w:after="0" w:line="240" w:lineRule="auto"/>
+        <w:rPr>
+          <w:rFonts w:ascii="Berlin Sans FB Demi" w:hAnsi="Berlin Sans FB Demi" w:cs="Cavolini"/>
+          <w:sz w:val="28"/>
+        </w:rPr>
+      </w:pPr>
+      <w:r>
+        <w:rPr>
+          <w:rFonts w:ascii="Berlin Sans FB Demi" w:hAnsi="Berlin Sans FB Demi" w:cs="Cavolini"/>
+          <w:sz w:val="28"/>
+        </w:rPr>
+        <w:t xml:space="preserve">Prayer Request: </w:t>
+      </w:r>
+    </w:p>
+    <w:p>
+      <w:pPr>
+        <w:spacing w:after="0" w:line="240" w:lineRule="auto"/>
+        <w:rPr>
+          <w:rFonts w:ascii="Berlin Sans FB Demi" w:hAnsi="Berlin Sans FB Demi" w:cs="Cavolini"/>
+          <w:sz w:val="28"/>
+        </w:rPr>
+      </w:pPr>
+    </w:p>
+    <w:p>
+      <w:pPr>
+        <w:spacing w:after="0" w:line="240" w:lineRule="auto"/>
+        <w:rPr>
+          <w:rFonts w:ascii="Berlin Sans FB Demi" w:hAnsi="Berlin Sans FB Demi" w:cs="Cavolini"/>
+          <w:sz w:val="28"/>
+        </w:rPr>
+      </w:pPr>
+    </w:p>
+    <w:p>
+      <w:pPr>
+        <w:spacing w:after="0" w:line="240" w:lineRule="auto"/>
+        <w:rPr>
+          <w:rFonts w:ascii="Berlin Sans FB Demi" w:hAnsi="Berlin Sans FB Demi" w:cs="Cavolini"/>
+          <w:sz w:val="28"/>
+        </w:rPr>
+      </w:pPr>
+      <w:r>
+        <w:rPr>
+          <w:rFonts w:ascii="Berlin Sans FB Demi" w:hAnsi="Berlin Sans FB Demi" w:cs="Cavolini"/>
+          <w:sz w:val="28"/>
+        </w:rPr>
+        <w:t xml:space="preserve">Requested by: </w:t>
+      </w:r>
+    </w:p>
+    <w:p>
+      <w:pPr>
+        <w:spacing w:after="0" w:line="240" w:lineRule="auto"/>
+        <w:rPr>
+          <w:rFonts w:ascii="Berlin Sans FB Demi" w:hAnsi="Berlin Sans FB Demi" w:cs="Cavolini"/>
+          <w:sz w:val="28"/>
+        </w:rPr>
+      </w:pPr>
+    </w:p>
+    <w:p>
+      <w:pPr>
+        <w:spacing w:after="0" w:line="240" w:lineRule="auto"/>
+        <w:rPr>
+          <w:rFonts w:ascii="Berlin Sans FB Demi" w:hAnsi="Berlin Sans FB Demi" w:cs="Cavolini"/>
+          <w:sz w:val="28"/>
+        </w:rPr>
+      </w:pPr>
+    </w:p>
+    <w:p>
+      <w:pPr>
+        <w:spacing w:after="0" w:line="240" w:lineRule="auto"/>
+        <w:rPr>
+          <w:rFonts w:ascii="Berlin Sans FB Demi" w:hAnsi="Berlin Sans FB Demi" w:cs="Cavolini"/>
+          <w:sz w:val="28"/>
+        </w:rPr>
+      </w:pPr>
+    </w:p>
+    <w:p>
+      <w:pPr>
+        <w:spacing w:after="0" w:line="240" w:lineRule="auto"/>
+        <w:rPr>
+          <w:rFonts w:ascii="Berlin Sans FB Demi" w:hAnsi="Berlin Sans FB Demi" w:cs="Cavolini"/>
+          <w:sz w:val="28"/>
+        </w:rPr>
+      </w:pPr>
+      <w:r>
+        <w:rPr>
+          <w:rFonts w:ascii="Berlin Sans FB Demi" w:hAnsi="Berlin Sans FB Demi" w:cs="Cavolini"/>
+          <w:sz w:val="28"/>
+        </w:rPr>
+        <w:sym w:font="Wingdings" w:char="F0A8"/>
+      </w:r>
+      <w:r>
+        <w:rPr>
+          <w:rFonts w:ascii="Berlin Sans FB Demi" w:hAnsi="Berlin Sans FB Demi" w:cs="Cavolini"/>
+          <w:sz w:val="28"/>
+        </w:rPr>
+        <w:t xml:space="preserve"> Continuous </w:t>
+      </w:r>
+      <w:r>
+        <w:rPr>
+          <w:rFonts w:ascii="Berlin Sans FB Demi" w:hAnsi="Berlin Sans FB Demi" w:cs="Cavolini"/>
+          <w:sz w:val="28"/>
+        </w:rPr>
+        <w:tab/>
+        <w:t xml:space="preserve">or </w:t>
+      </w:r>
+    </w:p>
+    <w:p>
+      <w:pPr>
+        <w:spacing w:after="0" w:line="240" w:lineRule="auto"/>
+        <w:rPr>
+          <w:rFonts w:ascii="Berlin Sans FB Demi" w:hAnsi="Berlin Sans FB Demi" w:cs="Cavolini"/>
+          <w:sz w:val="28"/>
+        </w:rPr>
+      </w:pPr>
+      <w:r>
+        <w:rPr>
+          <w:rFonts w:ascii="Berlin Sans FB Demi" w:hAnsi="Berlin Sans FB Demi" w:cs="Cavolini"/>
+          <w:sz w:val="28"/>
+        </w:rPr>
+        <w:sym w:font="Wingdings" w:char="F0A8"/>
+      </w:r>
+      <w:r>
+        <w:rPr>
+          <w:rFonts w:ascii="Berlin Sans FB Demi" w:hAnsi="Berlin Sans FB Demi" w:cs="Cavolini"/>
+          <w:sz w:val="28"/>
+        </w:rPr>
+        <w:t xml:space="preserve"> Start: ____________ End: ____________</w:t>
+      </w:r>
+    </w:p>
+    <w:p>
+      <w:pPr>
+        <w:spacing w:after="0" w:line="240" w:lineRule="auto"/>
+        <w:jc w:val="right"/>
+        <w:rPr>
+          <w:rFonts w:ascii="Berlin Sans FB Demi" w:hAnsi="Berlin Sans FB Demi" w:cs="Cavolini"/>
+          <w:sz w:val="16"/>
+          <w:szCs w:val="12"/>
+        </w:rPr>
+      </w:pPr>
+    </w:p>
+    <w:p>
+      <w:pPr>
+        <w:spacing w:after="0" w:line="240" w:lineRule="auto"/>
+        <w:jc w:val="right"/>
+        <w:rPr>
+          <w:rFonts w:ascii="Berlin Sans FB Demi" w:hAnsi="Berlin Sans FB Demi" w:cs="Cavolini"/>
+          <w:sz w:val="16"/>
+          <w:szCs w:val="12"/>
+        </w:rPr>
+      </w:pPr>
+      <w:r>
+        <w:rPr>
+          <w:rFonts w:ascii="Berlin Sans FB Demi" w:hAnsi="Berlin Sans FB Demi" w:cs="Cavolini"/>
+          <w:sz w:val="16"/>
+          <w:szCs w:val="12"/>
+        </w:rPr>
+        <w:t>Revised</w:t>
+      </w:r>
+      <w:r>
+        <w:rPr>
+          <w:rFonts w:ascii="Berlin Sans FB Demi" w:hAnsi="Berlin Sans FB Demi" w:cs="Cavolini"/>
+          <w:sz w:val="16"/>
+          <w:szCs w:val="12"/>
+        </w:rPr>
+        <w:t xml:space="preserve">: </w:t>
+      </w:r>
+      <w:r>
+        <w:rPr>
+          <w:rFonts w:ascii="Berlin Sans FB Demi" w:hAnsi="Berlin Sans FB Demi" w:cs="Cavolini"/>
+          <w:sz w:val="16"/>
+          <w:szCs w:val="12"/>
+        </w:rPr>
+        <w:t>May 13,2023</w:t>
+      </w:r>
+    </w:p>
+    <w:p>
+      <w:pPr>
+        <w:spacing w:after="0" w:line="240" w:lineRule="auto"/>
+        <w:jc w:val="center"/>
+        <w:rPr>
+          <w:rFonts w:ascii="Berlin Sans FB Demi" w:hAnsi="Berlin Sans FB Demi" w:cs="Cavolini"/>
+          <w:sz w:val="28"/>
+        </w:rPr>
+      </w:pPr>
+    </w:p>
+    <w:p>
+      <w:pPr>
+        <w:spacing w:after="0" w:line="240" w:lineRule="auto"/>
+        <w:jc w:val="center"/>
+        <w:rPr>
+          <w:rFonts w:ascii="Berlin Sans FB Demi" w:hAnsi="Berlin Sans FB Demi" w:cs="Cavolini"/>
+          <w:sz w:val="28"/>
+        </w:rPr>
+      </w:pPr>
+    </w:p>
+    <w:p>
+      <w:pPr>
+        <w:spacing w:after="0" w:line="240" w:lineRule="auto"/>
+        <w:jc w:val="center"/>
+        <w:rPr>
+          <w:rFonts w:ascii="Berlin Sans FB Demi" w:hAnsi="Berlin Sans FB Demi" w:cs="Cavolini"/>
+          <w:sz w:val="28"/>
+        </w:rPr>
+      </w:pPr>
+      <w:r>
+        <w:rPr>
+          <w:rFonts w:ascii="Berlin Sans FB Demi" w:hAnsi="Berlin Sans FB Demi" w:cs="Cavolini"/>
+          <w:noProof/>
+          <w:sz w:val="28"/>
+        </w:rPr>
+        <w:drawing>
+          <wp:inline distT="0" distB="0" distL="0" distR="0" wp14:anchorId="60ABB6BA" wp14:editId="368DDB28">
+            <wp:extent cx="1275009" cy="901339"/>
+            <wp:effectExtent l="0" t="0" r="1905" b="0"/>
+            <wp:docPr id="616024598" name="Picture 616024598" descr="A logo for a church&#10;&#10;Description automatically generated with low confidence"/>
+            <wp:cNvGraphicFramePr>
+              <a:graphicFrameLocks xmlns:a="http://schemas.openxmlformats.org/drawingml/2006/main" noChangeAspect="1"/>
+            </wp:cNvGraphicFramePr>
+            <a:graphic xmlns:a="http://schemas.openxmlformats.org/drawingml/2006/main">
+              <a:graphicData uri="http://schemas.openxmlformats.org/drawingml/2006/picture">
+                <pic:pic xmlns:pic="http://schemas.openxmlformats.org/drawingml/2006/picture">
+                  <pic:nvPicPr>
+                    <pic:cNvPr id="1228708942" name="Picture 1" descr="A logo for a church&#10;&#10;Description automatically generated with low confidence"/>
+                    <pic:cNvPicPr/>
+                  </pic:nvPicPr>
+                  <pic:blipFill>
+                    <a:blip r:embed="rId4" cstate="print">
+                      <a:extLst>
+                        <a:ext uri="{28A0092B-C50C-407E-A947-70E740481C1C}">
+                          <a14:useLocalDpi xmlns:a14="http://schemas.microsoft.com/office/drawing/2010/main" val="0"/>
+                        </a:ext>
+                      </a:extLst>
+                    </a:blip>
+                    <a:stretch>
+                      <a:fillRect/>
+                    </a:stretch>
+                  </pic:blipFill>
+                  <pic:spPr>
+                    <a:xfrm>
+                      <a:off x="0" y="0"/>
+                      <a:ext cx="1282841" cy="906876"/>
+                    </a:xfrm>
+                    <a:prstGeom prst="rect">
+                      <a:avLst/>
+                    </a:prstGeom>
+                  </pic:spPr>
+                </pic:pic>
+              </a:graphicData>
+            </a:graphic>
+          </wp:inline>
+        </w:drawing>
+      </w:r>
+    </w:p>
+    <w:p>
+      <w:pPr>
+        <w:spacing w:after="0" w:line="240" w:lineRule="auto"/>
+        <w:jc w:val="center"/>
+        <w:rPr>
+          <w:rFonts w:ascii="Berlin Sans FB Demi" w:hAnsi="Berlin Sans FB Demi" w:cs="Cavolini"/>
+          <w:b/>
+          <w:sz w:val="28"/>
+        </w:rPr>
+      </w:pPr>
+      <w:r>
+        <w:rPr>
+          <w:rFonts w:ascii="Berlin Sans FB Demi" w:hAnsi="Berlin Sans FB Demi" w:cs="Cavolini"/>
+          <w:b/>
+          <w:sz w:val="28"/>
+        </w:rPr>
+        <w:t>Prayer Request form</w:t>
+      </w:r>
+    </w:p>
+    <w:p>
+      <w:pPr>
+        <w:spacing w:before="120" w:after="0" w:line="240" w:lineRule="auto"/>
+        <w:jc w:val="center"/>
+        <w:rPr>
+          <w:rFonts w:ascii="Berlin Sans FB Demi" w:hAnsi="Berlin Sans FB Demi" w:cs="Cavolini"/>
+          <w:sz w:val="20"/>
+        </w:rPr>
+      </w:pPr>
+      <w:r>
+        <w:rPr>
+          <w:rFonts w:ascii="Berlin Sans FB Demi" w:hAnsi="Berlin Sans FB Demi" w:cs="Cavolini"/>
+          <w:sz w:val="20"/>
+        </w:rPr>
+        <w:t xml:space="preserve">Please include First, Last Name, </w:t>
+      </w:r>
+    </w:p>
+    <w:p>
+      <w:pPr>
+        <w:spacing w:after="0" w:line="240" w:lineRule="auto"/>
+        <w:jc w:val="center"/>
+        <w:rPr>
+          <w:rFonts w:ascii="Berlin Sans FB Demi" w:hAnsi="Berlin Sans FB Demi" w:cs="Cavolini"/>
+          <w:sz w:val="20"/>
+        </w:rPr>
+      </w:pPr>
+      <w:r>
+        <w:rPr>
+          <w:rFonts w:ascii="Berlin Sans FB Demi" w:hAnsi="Berlin Sans FB Demi" w:cs="Cavolini"/>
+          <w:sz w:val="20"/>
+        </w:rPr>
+        <w:t>reason for request, and your name</w:t>
+      </w:r>
+    </w:p>
+    <w:p>
+      <w:pPr>
+        <w:spacing w:after="0" w:line="240" w:lineRule="auto"/>
+        <w:jc w:val="center"/>
+        <w:rPr>
+          <w:rFonts w:ascii="Berlin Sans FB Demi" w:hAnsi="Berlin Sans FB Demi" w:cs="Cavolini"/>
+          <w:sz w:val="20"/>
+        </w:rPr>
+      </w:pPr>
+    </w:p>
+    <w:p>
+      <w:pPr>
+        <w:spacing w:after="0" w:line="240" w:lineRule="auto"/>
+        <w:jc w:val="center"/>
+        <w:rPr>
+          <w:rFonts w:ascii="Berlin Sans FB Demi" w:hAnsi="Berlin Sans FB Demi" w:cs="Cavolini"/>
+          <w:sz w:val="28"/>
+          <w:szCs w:val="28"/>
+        </w:rPr>
+      </w:pPr>
+      <w:r>
+        <w:rPr>
+          <w:rFonts w:ascii="Berlin Sans FB Demi" w:hAnsi="Berlin Sans FB Demi" w:cs="Cavolini"/>
+          <w:sz w:val="28"/>
+          <w:szCs w:val="28"/>
+        </w:rPr>
+        <w:t>Date: ______________</w:t>
+      </w:r>
+    </w:p>
+    <w:p>
+      <w:pPr>
+        <w:spacing w:after="0" w:line="240" w:lineRule="auto"/>
+        <w:rPr>
+          <w:rFonts w:ascii="Berlin Sans FB Demi" w:hAnsi="Berlin Sans FB Demi" w:cs="Cavolini"/>
+          <w:sz w:val="28"/>
+        </w:rPr>
+      </w:pPr>
+    </w:p>
+    <w:p>
+      <w:pPr>
+        <w:spacing w:after="0" w:line="240" w:lineRule="auto"/>
+        <w:rPr>
+          <w:rFonts w:ascii="Berlin Sans FB Demi" w:hAnsi="Berlin Sans FB Demi" w:cs="Cavolini"/>
+          <w:sz w:val="28"/>
+        </w:rPr>
+      </w:pPr>
+      <w:r>
+        <w:rPr>
+          <w:rFonts w:ascii="Berlin Sans FB Demi" w:hAnsi="Berlin Sans FB Demi" w:cs="Cavolini"/>
+          <w:sz w:val="28"/>
+        </w:rPr>
+        <w:t xml:space="preserve">For: </w:t>
+      </w:r>
+    </w:p>
+    <w:p>
+      <w:pPr>
+        <w:spacing w:after="0" w:line="240" w:lineRule="auto"/>
+        <w:rPr>
+          <w:rFonts w:ascii="Berlin Sans FB Demi" w:hAnsi="Berlin Sans FB Demi" w:cs="Cavolini"/>
+          <w:sz w:val="28"/>
+        </w:rPr>
+      </w:pPr>
+    </w:p>
+    <w:p>
+      <w:pPr>
+        <w:spacing w:after="0" w:line="240" w:lineRule="auto"/>
+        <w:rPr>
+          <w:rFonts w:ascii="Berlin Sans FB Demi" w:hAnsi="Berlin Sans FB Demi" w:cs="Cavolini"/>
+          <w:sz w:val="28"/>
+        </w:rPr>
+      </w:pPr>
+    </w:p>
+    <w:p>
+      <w:pPr>
+        <w:spacing w:after="0" w:line="240" w:lineRule="auto"/>
+        <w:rPr>
+          <w:rFonts w:ascii="Berlin Sans FB Demi" w:hAnsi="Berlin Sans FB Demi" w:cs="Cavolini"/>
+          <w:sz w:val="28"/>
+        </w:rPr>
+      </w:pPr>
+      <w:r>
+        <w:rPr>
+          <w:rFonts w:ascii="Berlin Sans FB Demi" w:hAnsi="Berlin Sans FB Demi" w:cs="Cavolini"/>
+          <w:sz w:val="28"/>
+        </w:rPr>
+        <w:t xml:space="preserve">Prayer Request: </w:t>
+      </w:r>
+    </w:p>
+    <w:p>
+      <w:pPr>
+        <w:spacing w:after="0" w:line="240" w:lineRule="auto"/>
+        <w:rPr>
+          <w:rFonts w:ascii="Berlin Sans FB Demi" w:hAnsi="Berlin Sans FB Demi" w:cs="Cavolini"/>
+          <w:sz w:val="28"/>
+        </w:rPr>
+      </w:pPr>
+    </w:p>
+    <w:p>
+      <w:pPr>
+        <w:spacing w:after="0" w:line="240" w:lineRule="auto"/>
+        <w:rPr>
+          <w:rFonts w:ascii="Berlin Sans FB Demi" w:hAnsi="Berlin Sans FB Demi" w:cs="Cavolini"/>
+          <w:sz w:val="28"/>
+        </w:rPr>
+      </w:pPr>
+    </w:p>
+    <w:p>
+      <w:pPr>
+        <w:spacing w:after="0" w:line="240" w:lineRule="auto"/>
+        <w:rPr>
+          <w:rFonts w:ascii="Berlin Sans FB Demi" w:hAnsi="Berlin Sans FB Demi" w:cs="Cavolini"/>
+          <w:sz w:val="28"/>
+        </w:rPr>
+      </w:pPr>
+      <w:r>
+        <w:rPr>
+          <w:rFonts w:ascii="Berlin Sans FB Demi" w:hAnsi="Berlin Sans FB Demi" w:cs="Cavolini"/>
+          <w:sz w:val="28"/>
+        </w:rPr>
+        <w:t xml:space="preserve">Requested by: </w:t>
+      </w:r>
+    </w:p>
+    <w:p>
+      <w:pPr>
+        <w:spacing w:after="0" w:line="240" w:lineRule="auto"/>
+        <w:rPr>
+          <w:rFonts w:ascii="Berlin Sans FB Demi" w:hAnsi="Berlin Sans FB Demi" w:cs="Cavolini"/>
+          <w:sz w:val="28"/>
+        </w:rPr>
+      </w:pPr>
+    </w:p>
+    <w:p>
+      <w:pPr>
+        <w:spacing w:after="0" w:line="240" w:lineRule="auto"/>
+        <w:rPr>
+          <w:rFonts w:ascii="Berlin Sans FB Demi" w:hAnsi="Berlin Sans FB Demi" w:cs="Cavolini"/>
+          <w:sz w:val="28"/>
+        </w:rPr>
+      </w:pPr>
+    </w:p>
+    <w:p>
+      <w:pPr>
+        <w:spacing w:after="0" w:line="240" w:lineRule="auto"/>
+        <w:rPr>
+          <w:rFonts w:ascii="Berlin Sans FB Demi" w:hAnsi="Berlin Sans FB Demi" w:cs="Cavolini"/>
+          <w:sz w:val="28"/>
+        </w:rPr>
+      </w:pPr>
+    </w:p>
+    <w:p>
+      <w:pPr>
+        <w:spacing w:after="0" w:line="240" w:lineRule="auto"/>
+        <w:rPr>
+          <w:rFonts w:ascii="Berlin Sans FB Demi" w:hAnsi="Berlin Sans FB Demi" w:cs="Cavolini"/>
+          <w:sz w:val="28"/>
+        </w:rPr>
+      </w:pPr>
+      <w:r>
+        <w:rPr>
+          <w:rFonts w:ascii="Berlin Sans FB Demi" w:hAnsi="Berlin Sans FB Demi" w:cs="Cavolini"/>
+          <w:sz w:val="28"/>
+        </w:rPr>
+        <w:sym w:font="Wingdings" w:char="F0A8"/>
+      </w:r>
+      <w:r>
+        <w:rPr>
+          <w:rFonts w:ascii="Berlin Sans FB Demi" w:hAnsi="Berlin Sans FB Demi" w:cs="Cavolini"/>
+          <w:sz w:val="28"/>
+        </w:rPr>
+        <w:t xml:space="preserve"> Continuous </w:t>
+      </w:r>
+      <w:r>
+        <w:rPr>
+          <w:rFonts w:ascii="Berlin Sans FB Demi" w:hAnsi="Berlin Sans FB Demi" w:cs="Cavolini"/>
+          <w:sz w:val="28"/>
+        </w:rPr>
+        <w:tab/>
+        <w:t xml:space="preserve">or </w:t>
+      </w:r>
+    </w:p>
+    <w:p>
+      <w:pPr>
+        <w:spacing w:after="0" w:line="240" w:lineRule="auto"/>
+        <w:rPr>
+          <w:rFonts w:ascii="Berlin Sans FB Demi" w:hAnsi="Berlin Sans FB Demi" w:cs="Cavolini"/>
+          <w:sz w:val="28"/>
+        </w:rPr>
+      </w:pPr>
+      <w:r>
+        <w:rPr>
+          <w:rFonts w:ascii="Berlin Sans FB Demi" w:hAnsi="Berlin Sans FB Demi" w:cs="Cavolini"/>
+          <w:sz w:val="28"/>
+        </w:rPr>
+        <w:sym w:font="Wingdings" w:char="F0A8"/>
+      </w:r>
+      <w:r>
+        <w:rPr>
+          <w:rFonts w:ascii="Berlin Sans FB Demi" w:hAnsi="Berlin Sans FB Demi" w:cs="Cavolini"/>
+          <w:sz w:val="28"/>
+        </w:rPr>
+        <w:t xml:space="preserve"> Start: ____________ End: ____________</w:t>
+      </w:r>
+    </w:p>
+    <w:p>
+      <w:pPr>
+        <w:spacing w:after="0" w:line="240" w:lineRule="auto"/>
+        <w:jc w:val="right"/>
+        <w:rPr>
+          <w:rFonts w:ascii="Berlin Sans FB Demi" w:hAnsi="Berlin Sans FB Demi" w:cs="Cavolini"/>
+          <w:sz w:val="16"/>
+          <w:szCs w:val="12"/>
+        </w:rPr>
+      </w:pPr>
+    </w:p>
+    <w:p>
+      <w:pPr>
+        <w:spacing w:after="0" w:line="240" w:lineRule="auto"/>
+        <w:jc w:val="right"/>
+        <w:rPr>
+          <w:rFonts w:ascii="Berlin Sans FB Demi" w:hAnsi="Berlin Sans FB Demi" w:cs="Cavolini"/>
+          <w:sz w:val="28"/>
+        </w:rPr>
+      </w:pPr>
+      <w:r>
+        <w:rPr>
+          <w:rFonts w:ascii="Berlin Sans FB Demi" w:hAnsi="Berlin Sans FB Demi" w:cs="Cavolini"/>
+          <w:sz w:val="16"/>
+          <w:szCs w:val="12"/>
+        </w:rPr>
+        <w:t>Revised</w:t>
+      </w:r>
+      <w:r>
+        <w:rPr>
+          <w:rFonts w:ascii="Berlin Sans FB Demi" w:hAnsi="Berlin Sans FB Demi" w:cs="Cavolini"/>
+          <w:sz w:val="16"/>
+          <w:szCs w:val="12"/>
+        </w:rPr>
+        <w:t xml:space="preserve">: </w:t>
+      </w:r>
+      <w:r>
+        <w:rPr>
+          <w:rFonts w:ascii="Berlin Sans FB Demi" w:hAnsi="Berlin Sans FB Demi" w:cs="Cavolini"/>
+          <w:sz w:val="16"/>
+          <w:szCs w:val="12"/>
+        </w:rPr>
+        <w:t>May 13,2023</w:t>
+      </w:r>
+    </w:p>
     <w:sectPr>
-      <w:pgSz w:w="6120" w:h="7920" w:code="1"/>
+      <w:pgSz w:w="12240" w:h="15840" w:code="1"/>
       <w:pgMar w:top="245" w:right="245" w:bottom="245" w:left="245" w:header="720" w:footer="720" w:gutter="0"/>
-      <w:cols w:space="720"/>
+      <w:cols w:num="2" w:space="720"/>
       <w:docGrid w:linePitch="360"/>
     </w:sectPr>
   </w:body>
@@ -515,6 +1634,7 @@
     <w:lsdException w:name="HTML Sample" w:semiHidden="1" w:unhideWhenUsed="1"/>
     <w:lsdException w:name="HTML Typewriter" w:semiHidden="1" w:unhideWhenUsed="1"/>
     <w:lsdException w:name="HTML Variable" w:semiHidden="1" w:unhideWhenUsed="1"/>
+    <w:lsdException w:name="Normal Table" w:semiHidden="1" w:unhideWhenUsed="1"/>
     <w:lsdException w:name="annotation subject" w:semiHidden="1" w:unhideWhenUsed="1"/>
     <w:lsdException w:name="No List" w:semiHidden="1" w:unhideWhenUsed="1"/>
     <w:lsdException w:name="Outline List 1" w:semiHidden="1" w:unhideWhenUsed="1"/>
@@ -561,8 +1681,10 @@
     <w:lsdException w:name="Table Subtle 2" w:semiHidden="1" w:unhideWhenUsed="1"/>
     <w:lsdException w:name="Table Web 1" w:semiHidden="1" w:unhideWhenUsed="1"/>
     <w:lsdException w:name="Table Web 2" w:semiHidden="1" w:unhideWhenUsed="1"/>
+    <w:lsdException w:name="Table Web 3" w:semiHidden="1" w:unhideWhenUsed="1"/>
     <w:lsdException w:name="Balloon Text" w:semiHidden="1" w:unhideWhenUsed="1"/>
     <w:lsdException w:name="Table Grid" w:uiPriority="39"/>
+    <w:lsdException w:name="Table Theme" w:semiHidden="1" w:unhideWhenUsed="1"/>
     <w:lsdException w:name="Placeholder Text" w:semiHidden="1"/>
     <w:lsdException w:name="No Spacing" w:uiPriority="1" w:qFormat="1"/>
     <w:lsdException w:name="Light Shading" w:uiPriority="60"/>
